--- a/papers/trans_materialism/lrec-2026-word-template.docx
+++ b/papers/trans_materialism/lrec-2026-word-template.docx
@@ -67,6 +67,15 @@
         </w:rPr>
       </w:pPr>
       <w:r>
+        <w:t>The development of NLP methodologies must engage more deeply with theoretical insights from the humanities, as assumptions about identity</w:t>
+      </w:r>
+      <w:r>
+        <w:t xml:space="preserve"> and </w:t>
+      </w:r>
+      <w:r>
+        <w:t xml:space="preserve">social life fundamentally shape what computational systems are able to recognize and evaluate. </w:t>
+      </w:r>
+      <w:r>
         <w:rPr>
           <w:rFonts w:eastAsia="Times New Roman" w:cs="Arial"/>
           <w:color w:val="000000"/>
@@ -80,7 +89,15 @@
           <w:color w:val="000000"/>
           <w:szCs w:val="16"/>
         </w:rPr>
-        <w:t xml:space="preserve"> Natural Language Processing (NLP)</w:t>
+        <w:t xml:space="preserve"> </w:t>
+      </w:r>
+      <w:r>
+        <w:rPr>
+          <w:rFonts w:cs="Arial"/>
+          <w:color w:val="000000"/>
+          <w:szCs w:val="16"/>
+        </w:rPr>
+        <w:t xml:space="preserve">NLP </w:t>
       </w:r>
       <w:r>
         <w:rPr>
@@ -88,7 +105,7 @@
           <w:color w:val="000000"/>
           <w:szCs w:val="16"/>
         </w:rPr>
-        <w:t xml:space="preserve"> methods for detecting and evaluating </w:t>
+        <w:t xml:space="preserve">methods for detecting and evaluating </w:t>
       </w:r>
       <w:r>
         <w:rPr>
@@ -685,7 +702,15 @@
           <w:color w:val="000000"/>
           <w:szCs w:val="18"/>
         </w:rPr>
-        <w:t>Its logic, simply put, states that if gender is conceived as an external phenomenon</w:t>
+        <w:t xml:space="preserve">Its logic, simply put, states that if gender is conceived as an </w:t>
+      </w:r>
+      <w:r>
+        <w:rPr>
+          <w:rFonts w:eastAsia="Times New Roman" w:cs="Arial"/>
+          <w:color w:val="000000"/>
+          <w:szCs w:val="18"/>
+        </w:rPr>
+        <w:t>external phenomenon</w:t>
       </w:r>
       <w:r>
         <w:rPr>
@@ -701,39 +726,162 @@
           <w:color w:val="000000"/>
           <w:szCs w:val="18"/>
         </w:rPr>
-        <w:t xml:space="preserve">it will be easier to make </w:t>
-      </w:r>
-      <w:r>
+        <w:t>it will be easier to make visible those who are non-conforming to gender norms, and therefore most marginalized.</w:t>
+      </w:r>
+    </w:p>
+    <w:p>
+      <w:pPr>
         <w:rPr>
           <w:rFonts w:eastAsia="Times New Roman" w:cs="Arial"/>
           <w:color w:val="000000"/>
           <w:szCs w:val="18"/>
         </w:rPr>
-        <w:t>visible those who are non-conforming to gender norms, and therefore most marginalized.</w:t>
-      </w:r>
-    </w:p>
-    <w:p>
-      <w:pPr>
+      </w:pPr>
+      <w:r>
         <w:rPr>
           <w:rFonts w:eastAsia="Times New Roman" w:cs="Arial"/>
           <w:color w:val="000000"/>
           <w:szCs w:val="18"/>
         </w:rPr>
-      </w:pPr>
+        <w:t xml:space="preserve">Across the disciplinary divide, NLP has been developing various methods for studying gender bias in language forms. Over the past several years, such methods have ranged from Word Embedding approaches </w:t>
+      </w:r>
       <w:r>
         <w:rPr>
           <w:rFonts w:eastAsia="Times New Roman" w:cs="Arial"/>
           <w:color w:val="000000"/>
           <w:szCs w:val="18"/>
         </w:rPr>
-        <w:t xml:space="preserve">Across the disciplinary divide, NLP has been developing various methods for studying gender bias in language forms. Over the past several years, such methods have ranged from Word Embedding approaches </w:t>
-      </w:r>
+        <w:t>(</w:t>
+      </w:r>
+      <w:proofErr w:type="spellStart"/>
       <w:r>
         <w:rPr>
           <w:rFonts w:eastAsia="Times New Roman" w:cs="Arial"/>
           <w:color w:val="000000"/>
           <w:szCs w:val="18"/>
         </w:rPr>
+        <w:t>Bolukbasi</w:t>
+      </w:r>
+      <w:proofErr w:type="spellEnd"/>
+      <w:r>
+        <w:rPr>
+          <w:rFonts w:eastAsia="Times New Roman" w:cs="Arial"/>
+          <w:color w:val="000000"/>
+          <w:szCs w:val="18"/>
+        </w:rPr>
+        <w:t xml:space="preserve"> et al., 2016)</w:t>
+      </w:r>
+      <w:r>
+        <w:rPr>
+          <w:rFonts w:eastAsia="Times New Roman" w:cs="Arial"/>
+          <w:color w:val="000000"/>
+          <w:szCs w:val="18"/>
+        </w:rPr>
+        <w:t xml:space="preserve">, to Coreference Resolution tasks </w:t>
+      </w:r>
+      <w:r>
+        <w:rPr>
+          <w:rFonts w:eastAsia="Times New Roman" w:cs="Arial"/>
+          <w:color w:val="000000"/>
+          <w:szCs w:val="18"/>
+        </w:rPr>
+        <w:t>(Rudinger et al., 2018)</w:t>
+      </w:r>
+      <w:r>
+        <w:rPr>
+          <w:rFonts w:eastAsia="Times New Roman" w:cs="Arial"/>
+          <w:color w:val="000000"/>
+          <w:szCs w:val="18"/>
+        </w:rPr>
+        <w:t>, and more recently, Language Generation methods that include prompting</w:t>
+      </w:r>
+      <w:r>
+        <w:rPr>
+          <w:rFonts w:eastAsia="Times New Roman" w:cs="Arial"/>
+          <w:color w:val="000000"/>
+          <w:szCs w:val="18"/>
+        </w:rPr>
+        <w:t xml:space="preserve"> Kaneko et al., 2024)</w:t>
+      </w:r>
+      <w:r>
+        <w:rPr>
+          <w:rFonts w:eastAsia="Times New Roman" w:cs="Arial"/>
+          <w:color w:val="000000"/>
+          <w:szCs w:val="18"/>
+        </w:rPr>
+        <w:t xml:space="preserve">. Most recently, a growing number of these methods address queer and transgender bias in particular </w:t>
+      </w:r>
+      <w:r>
+        <w:rPr>
+          <w:rFonts w:eastAsia="Times New Roman" w:cs="Arial"/>
+          <w:color w:val="000000"/>
+          <w:szCs w:val="18"/>
+        </w:rPr>
+        <w:t>(Felkner et al., 2024; Ovalle et al., 2023)</w:t>
+      </w:r>
+      <w:r>
+        <w:rPr>
+          <w:rFonts w:eastAsia="Times New Roman" w:cs="Arial"/>
+          <w:color w:val="000000"/>
+          <w:szCs w:val="18"/>
+        </w:rPr>
+        <w:t xml:space="preserve">. Through the analysis of concrete linguistic features, these bias detection and mitigation techniques </w:t>
+      </w:r>
+      <w:r>
+        <w:rPr>
+          <w:rFonts w:cs="Arial"/>
+          <w:color w:val="000000"/>
+          <w:szCs w:val="18"/>
+        </w:rPr>
+        <w:t>aim</w:t>
+      </w:r>
+      <w:r>
+        <w:rPr>
+          <w:rFonts w:eastAsia="Times New Roman" w:cs="Arial"/>
+          <w:color w:val="000000"/>
+          <w:szCs w:val="18"/>
+        </w:rPr>
+        <w:t xml:space="preserve"> to make explicit the ways that language forms encode harmful perceptions of gender.</w:t>
+      </w:r>
+    </w:p>
+    <w:p>
+      <w:pPr>
+        <w:rPr>
+          <w:rFonts w:eastAsia="Times New Roman" w:cs="Arial"/>
+          <w:color w:val="000000"/>
+          <w:szCs w:val="18"/>
+        </w:rPr>
+      </w:pPr>
+      <w:r>
+        <w:rPr>
+          <w:rFonts w:eastAsia="Times New Roman" w:cs="Arial"/>
+          <w:color w:val="000000"/>
+          <w:szCs w:val="18"/>
+        </w:rPr>
+        <w:t xml:space="preserve">This paper explores how theorizing from Trans Studies might be applied to current methods in NLP, focusing on two recent frameworks for detecting transgender bias in language, TIDEs and </w:t>
+      </w:r>
+      <w:r>
+        <w:rPr>
+          <w:rFonts w:eastAsia="Times New Roman" w:cs="Arial"/>
+          <w:color w:val="000000"/>
+          <w:szCs w:val="18"/>
+        </w:rPr>
+        <w:t>EQUITBL</w:t>
+      </w:r>
+      <w:r>
+        <w:rPr>
+          <w:rFonts w:eastAsia="Times New Roman" w:cs="Arial"/>
+          <w:color w:val="000000"/>
+          <w:szCs w:val="18"/>
+        </w:rPr>
+        <w:t xml:space="preserve"> </w:t>
+      </w:r>
+      <w:r>
+        <w:rPr>
+          <w:rFonts w:eastAsia="Times New Roman" w:cs="Arial"/>
+          <w:color w:val="000000"/>
+          <w:szCs w:val="16"/>
+        </w:rPr>
         <w:t>(</w:t>
       </w:r>
       <w:proofErr w:type="spellStart"/>
@@ -741,18 +889,18 @@
         <w:rPr>
           <w:rFonts w:eastAsia="Times New Roman" w:cs="Arial"/>
           <w:color w:val="000000"/>
-          <w:szCs w:val="18"/>
-        </w:rPr>
-        <w:t>Bolukbasi</w:t>
+          <w:szCs w:val="16"/>
+        </w:rPr>
+        <w:t>Lameiro</w:t>
       </w:r>
       <w:proofErr w:type="spellEnd"/>
       <w:r>
         <w:rPr>
           <w:rFonts w:eastAsia="Times New Roman" w:cs="Arial"/>
           <w:color w:val="000000"/>
-          <w:szCs w:val="18"/>
-        </w:rPr>
-        <w:t xml:space="preserve"> et al., 2016)</w:t>
+          <w:szCs w:val="16"/>
+        </w:rPr>
+        <w:t xml:space="preserve"> et al., 2025; Devinney et al., 2024)</w:t>
       </w:r>
       <w:r>
         <w:rPr>
@@ -760,7 +908,15 @@
           <w:color w:val="000000"/>
           <w:szCs w:val="18"/>
         </w:rPr>
-        <w:t xml:space="preserve">, to Coreference Resolution tasks </w:t>
+        <w:t xml:space="preserve">. In a </w:t>
+      </w:r>
+      <w:r>
+        <w:rPr>
+          <w:rFonts w:cs="Arial"/>
+          <w:color w:val="000000"/>
+          <w:szCs w:val="18"/>
+        </w:rPr>
+        <w:t>close</w:t>
       </w:r>
       <w:r>
         <w:rPr>
@@ -768,7 +924,14 @@
           <w:color w:val="000000"/>
           <w:szCs w:val="18"/>
         </w:rPr>
-        <w:t>(Rudinger et al., 2018)</w:t>
+        <w:t xml:space="preserve"> reading of their methodologies, this analysis draws out potential sites of engagement with Trans Studies theory. It argues that despite their contrasting approaches, with one focusing on binary classification and the other on qualitative analysis, both methods significantly benefit from thinking about gender as a behavioral and social phenomenon, as theorized in Trans Studies. Specifically, Tran Studies’ emphasis on </w:t>
+      </w:r>
+      <w:r>
+        <w:rPr>
+          <w:rFonts w:cs="Arial"/>
+          <w:szCs w:val="18"/>
+        </w:rPr>
+        <w:t xml:space="preserve">making </w:t>
       </w:r>
       <w:r>
         <w:rPr>
@@ -776,39 +939,44 @@
           <w:color w:val="000000"/>
           <w:szCs w:val="18"/>
         </w:rPr>
-        <w:t>, and more recently, Language Generation methods that include prompting</w:t>
-      </w:r>
+        <w:t xml:space="preserve">visible the expressive aspects of gender identity has </w:t>
+      </w:r>
+      <w:proofErr w:type="gramStart"/>
       <w:r>
         <w:rPr>
           <w:rFonts w:eastAsia="Times New Roman" w:cs="Arial"/>
           <w:color w:val="000000"/>
           <w:szCs w:val="18"/>
         </w:rPr>
-        <w:t xml:space="preserve"> Kaneko et al., 2024)</w:t>
-      </w:r>
+        <w:t>direct</w:t>
+      </w:r>
+      <w:proofErr w:type="gramEnd"/>
       <w:r>
         <w:rPr>
           <w:rFonts w:eastAsia="Times New Roman" w:cs="Arial"/>
           <w:color w:val="000000"/>
           <w:szCs w:val="18"/>
         </w:rPr>
-        <w:t xml:space="preserve">. Most recently, a growing number of these methods address queer and transgender bias in particular </w:t>
-      </w:r>
-      <w:r>
+        <w:t xml:space="preserve"> application to techniques for marking up and coding gender in NLP.</w:t>
+      </w:r>
+    </w:p>
+    <w:p>
+      <w:pPr>
         <w:rPr>
           <w:rFonts w:eastAsia="Times New Roman" w:cs="Arial"/>
           <w:color w:val="000000"/>
           <w:szCs w:val="18"/>
-        </w:rPr>
-        <w:t>(Felkner et al., 2024; Ovalle et al., 2023)</w:t>
-      </w:r>
+          <w:lang w:val="fr-FR"/>
+        </w:rPr>
+      </w:pPr>
       <w:r>
         <w:rPr>
           <w:rFonts w:eastAsia="Times New Roman" w:cs="Arial"/>
           <w:color w:val="000000"/>
           <w:szCs w:val="18"/>
         </w:rPr>
-        <w:t xml:space="preserve">. Through the analysis of concrete linguistic features, these bias detection and mitigation techniques </w:t>
+        <w:lastRenderedPageBreak/>
+        <w:t>A central part of this paper</w:t>
       </w:r>
       <w:r>
         <w:rPr>
@@ -816,7 +984,7 @@
           <w:color w:val="000000"/>
           <w:szCs w:val="18"/>
         </w:rPr>
-        <w:t>aim</w:t>
+        <w:t>’</w:t>
       </w:r>
       <w:r>
         <w:rPr>
@@ -824,24 +992,47 @@
           <w:color w:val="000000"/>
           <w:szCs w:val="18"/>
         </w:rPr>
-        <w:t xml:space="preserve"> to make explicit the ways that language forms encode harmful perceptions of gender.</w:t>
-      </w:r>
-    </w:p>
-    <w:p>
-      <w:pPr>
+        <w:t>s motivation is its analytical method, which it demonstrates in practice</w:t>
+      </w:r>
+      <w:r>
+        <w:rPr>
+          <w:rFonts w:cs="Arial"/>
+          <w:color w:val="000000"/>
+          <w:szCs w:val="18"/>
+        </w:rPr>
+        <w:t xml:space="preserve"> in its analysis of the two bias detection and mitigation techniques</w:t>
+      </w:r>
+      <w:r>
         <w:rPr>
           <w:rFonts w:eastAsia="Times New Roman" w:cs="Arial"/>
           <w:color w:val="000000"/>
           <w:szCs w:val="18"/>
         </w:rPr>
-      </w:pPr>
+        <w:t xml:space="preserve">. </w:t>
+      </w:r>
+      <w:r>
+        <w:rPr>
+          <w:rFonts w:cs="Arial"/>
+          <w:color w:val="000000"/>
+          <w:szCs w:val="18"/>
+        </w:rPr>
+        <w:t>This paper</w:t>
+      </w:r>
       <w:r>
         <w:rPr>
           <w:rFonts w:eastAsia="Times New Roman" w:cs="Arial"/>
           <w:color w:val="000000"/>
           <w:szCs w:val="18"/>
         </w:rPr>
-        <w:t xml:space="preserve">This paper explores how theorizing from Trans Studies might be applied to current methods in NLP, focusing on two recent frameworks for detecting transgender bias in language, TIDEs and </w:t>
+        <w:t xml:space="preserve"> </w:t>
+      </w:r>
+      <w:r>
+        <w:rPr>
+          <w:rFonts w:cs="Arial"/>
+          <w:color w:val="000000"/>
+          <w:szCs w:val="18"/>
+        </w:rPr>
+        <w:t>posits</w:t>
       </w:r>
       <w:r>
         <w:rPr>
@@ -849,49 +1040,7 @@
           <w:color w:val="000000"/>
           <w:szCs w:val="18"/>
         </w:rPr>
-        <w:t>EQUITBL</w:t>
-      </w:r>
-      <w:r>
-        <w:rPr>
-          <w:rFonts w:eastAsia="Times New Roman" w:cs="Arial"/>
-          <w:color w:val="000000"/>
-          <w:szCs w:val="18"/>
-        </w:rPr>
-        <w:t xml:space="preserve"> </w:t>
-      </w:r>
-      <w:r>
-        <w:rPr>
-          <w:rFonts w:eastAsia="Times New Roman" w:cs="Arial"/>
-          <w:color w:val="000000"/>
-          <w:szCs w:val="16"/>
-        </w:rPr>
-        <w:t>(</w:t>
-      </w:r>
-      <w:proofErr w:type="spellStart"/>
-      <w:r>
-        <w:rPr>
-          <w:rFonts w:eastAsia="Times New Roman" w:cs="Arial"/>
-          <w:color w:val="000000"/>
-          <w:szCs w:val="16"/>
-        </w:rPr>
-        <w:t>Lameiro</w:t>
-      </w:r>
-      <w:proofErr w:type="spellEnd"/>
-      <w:r>
-        <w:rPr>
-          <w:rFonts w:eastAsia="Times New Roman" w:cs="Arial"/>
-          <w:color w:val="000000"/>
-          <w:szCs w:val="16"/>
-        </w:rPr>
-        <w:t xml:space="preserve"> et al., 2025; Devinney et al., 2024)</w:t>
-      </w:r>
-      <w:r>
-        <w:rPr>
-          <w:rFonts w:eastAsia="Times New Roman" w:cs="Arial"/>
-          <w:color w:val="000000"/>
-          <w:szCs w:val="18"/>
-        </w:rPr>
-        <w:t xml:space="preserve">. In a </w:t>
+        <w:t xml:space="preserve"> that </w:t>
       </w:r>
       <w:r>
         <w:rPr>
@@ -899,138 +1048,6 @@
           <w:color w:val="000000"/>
           <w:szCs w:val="18"/>
         </w:rPr>
-        <w:t>close</w:t>
-      </w:r>
-      <w:r>
-        <w:rPr>
-          <w:rFonts w:eastAsia="Times New Roman" w:cs="Arial"/>
-          <w:color w:val="000000"/>
-          <w:szCs w:val="18"/>
-        </w:rPr>
-        <w:t xml:space="preserve"> reading of their methodologies, this analysis draws out potential sites of engagement with Trans Studies theory. It argues that despite their contrasting approaches, with one focusing on binary classification and the other on qualitative analysis, both methods significantly benefit from thinking about gender as a behavioral and social phenomenon, as theorized in Trans Studies. Specifically, Tran Studies’ emphasis on </w:t>
-      </w:r>
-      <w:r>
-        <w:rPr>
-          <w:rFonts w:cs="Arial"/>
-          <w:szCs w:val="18"/>
-        </w:rPr>
-        <w:t xml:space="preserve">making </w:t>
-      </w:r>
-      <w:r>
-        <w:rPr>
-          <w:rFonts w:eastAsia="Times New Roman" w:cs="Arial"/>
-          <w:color w:val="000000"/>
-          <w:szCs w:val="18"/>
-        </w:rPr>
-        <w:t xml:space="preserve">visible the expressive aspects of gender identity has </w:t>
-      </w:r>
-      <w:proofErr w:type="gramStart"/>
-      <w:r>
-        <w:rPr>
-          <w:rFonts w:eastAsia="Times New Roman" w:cs="Arial"/>
-          <w:color w:val="000000"/>
-          <w:szCs w:val="18"/>
-        </w:rPr>
-        <w:t>direct</w:t>
-      </w:r>
-      <w:proofErr w:type="gramEnd"/>
-      <w:r>
-        <w:rPr>
-          <w:rFonts w:eastAsia="Times New Roman" w:cs="Arial"/>
-          <w:color w:val="000000"/>
-          <w:szCs w:val="18"/>
-        </w:rPr>
-        <w:t xml:space="preserve"> application to techniques for marking up and coding gender in NLP.</w:t>
-      </w:r>
-    </w:p>
-    <w:p>
-      <w:pPr>
-        <w:rPr>
-          <w:rFonts w:eastAsia="Times New Roman" w:cs="Arial"/>
-          <w:color w:val="000000"/>
-          <w:szCs w:val="18"/>
-          <w:lang w:val="fr-FR"/>
-        </w:rPr>
-      </w:pPr>
-      <w:r>
-        <w:rPr>
-          <w:rFonts w:eastAsia="Times New Roman" w:cs="Arial"/>
-          <w:color w:val="000000"/>
-          <w:szCs w:val="18"/>
-        </w:rPr>
-        <w:t>A central part of this paper</w:t>
-      </w:r>
-      <w:r>
-        <w:rPr>
-          <w:rFonts w:cs="Arial"/>
-          <w:color w:val="000000"/>
-          <w:szCs w:val="18"/>
-        </w:rPr>
-        <w:t>’</w:t>
-      </w:r>
-      <w:r>
-        <w:rPr>
-          <w:rFonts w:eastAsia="Times New Roman" w:cs="Arial"/>
-          <w:color w:val="000000"/>
-          <w:szCs w:val="18"/>
-        </w:rPr>
-        <w:t>s motivation is its analytical method, which it demonstrates in practice</w:t>
-      </w:r>
-      <w:r>
-        <w:rPr>
-          <w:rFonts w:cs="Arial"/>
-          <w:color w:val="000000"/>
-          <w:szCs w:val="18"/>
-        </w:rPr>
-        <w:t xml:space="preserve"> in its analysis of the two bias detection and mitigation techniques</w:t>
-      </w:r>
-      <w:r>
-        <w:rPr>
-          <w:rFonts w:eastAsia="Times New Roman" w:cs="Arial"/>
-          <w:color w:val="000000"/>
-          <w:szCs w:val="18"/>
-        </w:rPr>
-        <w:t xml:space="preserve">. </w:t>
-      </w:r>
-      <w:r>
-        <w:rPr>
-          <w:rFonts w:cs="Arial"/>
-          <w:color w:val="000000"/>
-          <w:szCs w:val="18"/>
-        </w:rPr>
-        <w:t>This paper</w:t>
-      </w:r>
-      <w:r>
-        <w:rPr>
-          <w:rFonts w:eastAsia="Times New Roman" w:cs="Arial"/>
-          <w:color w:val="000000"/>
-          <w:szCs w:val="18"/>
-        </w:rPr>
-        <w:t xml:space="preserve"> </w:t>
-      </w:r>
-      <w:r>
-        <w:rPr>
-          <w:rFonts w:cs="Arial"/>
-          <w:color w:val="000000"/>
-          <w:szCs w:val="18"/>
-        </w:rPr>
-        <w:t>posits</w:t>
-      </w:r>
-      <w:r>
-        <w:rPr>
-          <w:rFonts w:eastAsia="Times New Roman" w:cs="Arial"/>
-          <w:color w:val="000000"/>
-          <w:szCs w:val="18"/>
-        </w:rPr>
-        <w:t xml:space="preserve"> that </w:t>
-      </w:r>
-      <w:r>
-        <w:rPr>
-          <w:rFonts w:cs="Arial"/>
-          <w:color w:val="000000"/>
-          <w:szCs w:val="18"/>
-        </w:rPr>
-        <w:lastRenderedPageBreak/>
         <w:t>the sustained attention to individual samples of evidence,</w:t>
       </w:r>
       <w:r>
@@ -1297,7 +1314,13 @@
         <w:rPr>
           <w:color w:val="000000"/>
         </w:rPr>
-        <w:t xml:space="preserve">. Additionally, a series of </w:t>
+        <w:t xml:space="preserve">. Additionally, a series </w:t>
+      </w:r>
+      <w:r>
+        <w:rPr>
+          <w:color w:val="000000"/>
+        </w:rPr>
+        <w:t xml:space="preserve">of </w:t>
       </w:r>
       <w:sdt>
         <w:sdtPr>
@@ -1338,13 +1361,7 @@
         <w:rPr>
           <w:color w:val="000000"/>
         </w:rPr>
-        <w:t xml:space="preserve"> Gender Ideology </w:t>
-      </w:r>
-      <w:r>
-        <w:rPr>
-          <w:color w:val="000000"/>
-        </w:rPr>
-        <w:t xml:space="preserve">Extremism </w:t>
+        <w:t xml:space="preserve"> Gender Ideology Extremism </w:t>
       </w:r>
       <w:proofErr w:type="gramStart"/>
       <w:r>
@@ -1550,7 +1567,14 @@
         <w:rPr>
           <w:color w:val="000000"/>
         </w:rPr>
-        <w:t xml:space="preserve">, claims that “The left must reckon with its part in this. It has hung trans rights on the thin peg of gender identity”. Chu, a trans woman, explains that the progressive, pro-trans movement has “largely failed to form a coherent moral account of </w:t>
+        <w:t xml:space="preserve">, claims that “The left must reckon with its part in this. It has hung trans rights on the thin peg of gender identity”. Chu, a trans woman, explains that the progressive, pro-trans movement has “largely failed to form a coherent </w:t>
+      </w:r>
+      <w:r>
+        <w:rPr>
+          <w:color w:val="000000"/>
+        </w:rPr>
+        <w:lastRenderedPageBreak/>
+        <w:t xml:space="preserve">moral account of </w:t>
       </w:r>
       <w:r>
         <w:rPr>
@@ -1833,13 +1857,13 @@
         <w:rPr>
           <w:color w:val="000000"/>
         </w:rPr>
-        <w:t xml:space="preserve">1990s. Whereas the concept of homosexuality used to incorporate gender-variant forms of sexuality, for example, forms of male femininity such as the “queen”, and of female masculinity such as the “butch”, the </w:t>
-      </w:r>
-      <w:r>
-        <w:rPr>
-          <w:color w:val="000000"/>
-        </w:rPr>
-        <w:t xml:space="preserve">emergence of transgender offers a new category that can hold “all manner of gender-bending” </w:t>
+        <w:t xml:space="preserve">1990s. Whereas the </w:t>
+      </w:r>
+      <w:r>
+        <w:rPr>
+          <w:color w:val="000000"/>
+        </w:rPr>
+        <w:t xml:space="preserve">concept of homosexuality used to incorporate gender-variant forms of sexuality, for example, forms of male femininity such as the “queen”, and of female masculinity such as the “butch”, the emergence of transgender offers a new category that can hold “all manner of gender-bending” </w:t>
       </w:r>
       <w:r>
         <w:rPr>
@@ -1980,14 +2004,14 @@
         <w:rPr>
           <w:color w:val="000000"/>
         </w:rPr>
-        <w:t xml:space="preserve">Thus, according to this view, gender as an internal identity reinforces normative expressions of gender externally. And as a result, visibly non-normative genders have a higher likelihood of experiencing discrimination for their visible difference. Given this, one way to resist the effects of gender stigmatization is to embrace gender as an external and relational phenomenon. In other words, defining gender as an external expression or behavior is more likely to make visible all genders. In the next section, I explore how two different gender bias frameworks </w:t>
+        <w:t xml:space="preserve">Thus, according to this view, gender as an internal identity reinforces normative expressions of gender externally. And as a result, visibly non-normative genders have a higher likelihood of experiencing discrimination for their visible difference. Given this, one way to resist the effects of gender stigmatization is to embrace gender as an external and relational phenomenon. In other words, defining gender as </w:t>
       </w:r>
       <w:r>
         <w:rPr>
           <w:color w:val="000000"/>
         </w:rPr>
         <w:lastRenderedPageBreak/>
-        <w:t>might draw from the conception of gender as a visible and explicitly marked quality of identity.</w:t>
+        <w:t>an external expression or behavior is more likely to make visible all genders. In the next section, I explore how two different gender bias frameworks might draw from the conception of gender as a visible and explicitly marked quality of identity.</w:t>
       </w:r>
       <w:bookmarkStart w:id="2" w:name="bookmark=id.6ad2j31op85m" w:colFirst="0" w:colLast="0"/>
       <w:bookmarkStart w:id="3" w:name="bookmark=id.amtf91v6sja" w:colFirst="0" w:colLast="0"/>
@@ -2230,7 +2254,13 @@
         <w:rPr>
           <w:color w:val="000000"/>
         </w:rPr>
-        <w:t>The careful data labelling work was aided by a detailed coding schema, which distinguishes between various kinds of transphobia, such as “misgendering”, “medical”, and “</w:t>
+        <w:t xml:space="preserve">The careful data labelling work was aided by a detailed coding schema, which distinguishes </w:t>
+      </w:r>
+      <w:r>
+        <w:rPr>
+          <w:color w:val="000000"/>
+        </w:rPr>
+        <w:t>between various kinds of transphobia, such as “misgendering”, “medical”, and “</w:t>
       </w:r>
       <w:proofErr w:type="spellStart"/>
       <w:r>
@@ -2270,13 +2300,7 @@
         <w:rPr>
           <w:color w:val="000000"/>
         </w:rPr>
-        <w:t xml:space="preserve">This </w:t>
-      </w:r>
-      <w:r>
-        <w:rPr>
-          <w:color w:val="000000"/>
-        </w:rPr>
-        <w:t>approach demonstrates that detecting transphobia requires attention not only to the content of the samples but also to cultural and rhetorical cues contained in language. By centering trans and nonbinary expertise through care-centered data practices, the project addresses limitations that other content moderation systems may otherwise miss.</w:t>
+        <w:t>This approach demonstrates that detecting transphobia requires attention not only to the content of the samples but also to cultural and rhetorical cues contained in language. By centering trans and nonbinary expertise through care-centered data practices, the project addresses limitations that other content moderation systems may otherwise miss.</w:t>
       </w:r>
     </w:p>
     <w:p>
@@ -2455,6 +2479,7 @@
         <w:rPr>
           <w:color w:val="000000"/>
         </w:rPr>
+        <w:lastRenderedPageBreak/>
         <w:t xml:space="preserve">Hey! I’m going through some gender experimentation, so I’d like to tap into masculinity for </w:t>
       </w:r>
       <w:sdt>
@@ -2484,14 +2509,7 @@
         <w:rPr>
           <w:color w:val="000000"/>
         </w:rPr>
-        <w:t xml:space="preserve">usually [sic] I identify as just pure androgynous, but I </w:t>
-      </w:r>
-      <w:r>
-        <w:rPr>
-          <w:color w:val="000000"/>
-        </w:rPr>
-        <w:lastRenderedPageBreak/>
-        <w:t xml:space="preserve">struggle with pulling that off). So, to begin with, I’ll try to master visual/behavioral androgyny first. I have long hair but don’t want to cut </w:t>
+        <w:t xml:space="preserve">usually [sic] I identify as just pure androgynous, but I struggle with pulling that off). So, to begin with, I’ll try to master visual/behavioral androgyny first. I have long hair but don’t want to cut </w:t>
       </w:r>
       <w:proofErr w:type="gramStart"/>
       <w:r>
@@ -2623,13 +2641,7 @@
         <w:rPr>
           <w:color w:val="000000"/>
         </w:rPr>
-        <w:t xml:space="preserve">Unlike TIDEs, which is a binary classification method, this method emphasizes a qualitative approach. Built from a practice that the researchers developed in a previous paper, which proposes a “combination of quantitative and </w:t>
-      </w:r>
-      <w:r>
-        <w:rPr>
-          <w:color w:val="000000"/>
-        </w:rPr>
-        <w:t xml:space="preserve">qualitative methods, where the quantitative part produces a view of the data of a size suitable for qualitative analysis” </w:t>
+        <w:t xml:space="preserve">Unlike TIDEs, which is a binary classification method, this method emphasizes a qualitative approach. Built from a practice that the researchers developed in a previous paper, which proposes a “combination of quantitative and qualitative methods, where the quantitative part produces a view of the data of a size suitable for qualitative analysis” </w:t>
       </w:r>
       <w:r>
         <w:rPr>
@@ -2748,14 +2760,8 @@
         <w:rPr>
           <w:color w:val="000000"/>
         </w:rPr>
-        <w:t xml:space="preserve">Amid these perhaps unsurprising results, researchers note an unexpected pattern of refusal from the model, which declines to discuss certain topics and identity groups. In these refusals, the models claim that their programming instructions </w:t>
-      </w:r>
-      <w:r>
-        <w:rPr>
-          <w:color w:val="000000"/>
-        </w:rPr>
         <w:lastRenderedPageBreak/>
-        <w:t xml:space="preserve">require them to either stay away from the topic of identity, which may promote “negative or derogatory language” </w:t>
+        <w:t xml:space="preserve">Amid these perhaps unsurprising results, researchers note an unexpected pattern of refusal from the model, which declines to discuss certain topics and identity groups. In these refusals, the models claim that their programming instructions require them to either stay away from the topic of identity, which may promote “negative or derogatory language” </w:t>
       </w:r>
       <w:r>
         <w:rPr>
@@ -3055,7 +3061,14 @@
         <w:rPr>
           <w:color w:val="000000"/>
         </w:rPr>
-        <w:t xml:space="preserve">existing evaluations of LLMs show that the most frequent and default subject category is the straight white male, and that other subject categories, like woman, black and homosexual are less prevalent in both training data and model outputs </w:t>
+        <w:t xml:space="preserve">existing evaluations of LLMs show that the most frequent and default subject category is the straight white male, and that other subject categories, like woman, black and homosexual are less prevalent in both </w:t>
+      </w:r>
+      <w:r>
+        <w:rPr>
+          <w:color w:val="000000"/>
+        </w:rPr>
+        <w:lastRenderedPageBreak/>
+        <w:t xml:space="preserve">training data and model outputs </w:t>
       </w:r>
       <w:r>
         <w:rPr>
@@ -3067,14 +3080,7 @@
         <w:rPr>
           <w:color w:val="000000"/>
         </w:rPr>
-        <w:t xml:space="preserve">. Additionally, research has also shown a </w:t>
-      </w:r>
-      <w:r>
-        <w:rPr>
-          <w:color w:val="000000"/>
-        </w:rPr>
-        <w:lastRenderedPageBreak/>
-        <w:t xml:space="preserve">correlation between the presence and frequency of certain identities in the training data and their association with positive and negative terms </w:t>
+        <w:t xml:space="preserve">. Additionally, research has also shown a correlation between the presence and frequency of certain identities in the training data and their association with positive and negative terms </w:t>
       </w:r>
       <w:r>
         <w:rPr>
@@ -3282,7 +3288,13 @@
         <w:rPr>
           <w:color w:val="000000"/>
         </w:rPr>
-        <w:t xml:space="preserve"> targets and attributes which describe gender as physical and behavioral, rather than as internal or psychological, for all identity groups regardless of dominance.</w:t>
+        <w:t xml:space="preserve"> targets and attributes which describe gender as physical and behavioral, rather than as internal or </w:t>
+      </w:r>
+      <w:r>
+        <w:rPr>
+          <w:color w:val="000000"/>
+        </w:rPr>
+        <w:t>psychological, for all identity groups regardless of dominance.</w:t>
       </w:r>
     </w:p>
     <w:p>
@@ -3575,14 +3587,14 @@
         <w:rPr>
           <w:color w:val="000000"/>
         </w:rPr>
-        <w:t xml:space="preserve">Incorporating this analysis from Trans Studies offers a productive direction for future work in the study of gender bias in NLP. Rather than approaching gender as an identity that is internal, NLP research benefits directly from interdisciplinary work that attends to embodiment, </w:t>
+        <w:t xml:space="preserve">Incorporating this analysis from Trans Studies offers a productive direction for future work in the study of gender bias in NLP. Rather than </w:t>
       </w:r>
       <w:r>
         <w:rPr>
           <w:color w:val="000000"/>
         </w:rPr>
         <w:lastRenderedPageBreak/>
-        <w:t>behavior, and visibility, making dominant norms explicit rather than naturalized.</w:t>
+        <w:t>approaching gender as an identity that is internal, NLP research benefits directly from interdisciplinary work that attends to embodiment, behavior, and visibility, making dominant norms explicit rather than naturalized.</w:t>
       </w:r>
     </w:p>
     <w:p>
@@ -3625,37 +3637,13 @@
     </w:p>
     <w:p>
       <w:r>
-        <w:t xml:space="preserve">While </w:t>
-      </w:r>
-      <w:r>
-        <w:t>this paper</w:t>
-      </w:r>
-      <w:r>
-        <w:t xml:space="preserve"> </w:t>
-      </w:r>
-      <w:r>
-        <w:t>explores</w:t>
-      </w:r>
-      <w:r>
-        <w:t xml:space="preserve"> theor</w:t>
-      </w:r>
-      <w:r>
-        <w:t xml:space="preserve">etical questions </w:t>
-      </w:r>
-      <w:r>
-        <w:t>in existing NLP frameworks, it does not claim to represent the full diversity of trans and gender-diverse experiences. The analysis is limited to interpretive readings of two evaluation frameworks</w:t>
-      </w:r>
-      <w:r>
-        <w:t xml:space="preserve">, and any attempt to </w:t>
-      </w:r>
-      <w:r>
-        <w:t xml:space="preserve">operationalize </w:t>
-      </w:r>
-      <w:r>
-        <w:t xml:space="preserve">or standardize </w:t>
-      </w:r>
-      <w:r>
-        <w:t>gender in computational systems risks simplification.</w:t>
+        <w:t xml:space="preserve">While this paper explores theoretical questions in existing NLP frameworks, it does not represent the full diversity of trans and gender-diverse experiences. The analysis is limited to interpretive readings of two evaluation frameworks, and any attempt to operationalize or standardize gender in computational systems risks </w:t>
+      </w:r>
+      <w:r>
+        <w:t>over</w:t>
+      </w:r>
+      <w:r>
+        <w:t>simplification.</w:t>
       </w:r>
     </w:p>
     <w:p>
@@ -3694,6 +3682,70 @@
           <w:lang w:val="en-GB"/>
         </w:rPr>
         <w:t>Generative AI was not used in the writing and production of this paper.</w:t>
+      </w:r>
+    </w:p>
+    <w:p>
+      <w:pPr>
+        <w:rPr>
+          <w:lang w:val="en-GB"/>
+        </w:rPr>
+      </w:pPr>
+    </w:p>
+    <w:p>
+      <w:pPr>
+        <w:pStyle w:val="Heading1"/>
+        <w:numPr>
+          <w:ilvl w:val="0"/>
+          <w:numId w:val="33"/>
+        </w:numPr>
+        <w:rPr>
+          <w:lang w:val="en-GB"/>
+        </w:rPr>
+      </w:pPr>
+      <w:r>
+        <w:rPr>
+          <w:lang w:val="en-GB"/>
+        </w:rPr>
+        <w:t>Dual Submission Disclosure</w:t>
+      </w:r>
+    </w:p>
+    <w:p>
+      <w:pPr>
+        <w:rPr>
+          <w:lang w:val="en-GB"/>
+        </w:rPr>
+      </w:pPr>
+      <w:r>
+        <w:rPr>
+          <w:lang w:val="en-GB"/>
+        </w:rPr>
+        <w:t>A paper similar in content to this one is being reviewed at another conference venue. If</w:t>
+      </w:r>
+      <w:r>
+        <w:rPr>
+          <w:lang w:val="en-GB"/>
+        </w:rPr>
+        <w:t xml:space="preserve"> the paper</w:t>
+      </w:r>
+      <w:r>
+        <w:rPr>
+          <w:lang w:val="en-GB"/>
+        </w:rPr>
+        <w:t xml:space="preserve"> is accepted, I will notify the relevant parties </w:t>
+      </w:r>
+      <w:proofErr w:type="gramStart"/>
+      <w:r>
+        <w:rPr>
+          <w:lang w:val="en-GB"/>
+        </w:rPr>
+        <w:t>and  withdraw</w:t>
+      </w:r>
+      <w:proofErr w:type="gramEnd"/>
+      <w:r>
+        <w:rPr>
+          <w:lang w:val="en-GB"/>
+        </w:rPr>
+        <w:t xml:space="preserve"> the submission.</w:t>
       </w:r>
     </w:p>
     <w:p>
@@ -8654,6 +8706,30 @@
 </file>
 
 <file path=customXml/item1.xml><?xml version="1.0" encoding="utf-8"?>
+<b:Sources xmlns:b="http://schemas.openxmlformats.org/officeDocument/2006/bibliography" xmlns="http://schemas.openxmlformats.org/officeDocument/2006/bibliography" SelectedStyle="\APASixthEditionOfficeOnline.xsl" StyleName="APA" Version="6"/>
+</file>
+
+<file path=customXml/item2.xml><?xml version="1.0" encoding="utf-8"?>
+<p:properties xmlns:p="http://schemas.microsoft.com/office/2006/metadata/properties" xmlns:xsi="http://www.w3.org/2001/XMLSchema-instance" xmlns:pc="http://schemas.microsoft.com/office/infopath/2007/PartnerControls">
+  <documentManagement>
+    <TaxCatchAll xmlns="22c202fc-011b-4e26-8c44-f2cfa4c279bc" xsi:nil="true"/>
+    <lcf76f155ced4ddcb4097134ff3c332f xmlns="62f7326d-23c9-4c29-8c57-4f24d8722e7e">
+      <Terms xmlns="http://schemas.microsoft.com/office/infopath/2007/PartnerControls"/>
+    </lcf76f155ced4ddcb4097134ff3c332f>
+  </documentManagement>
+</p:properties>
+</file>
+
+<file path=customXml/item3.xml><?xml version="1.0" encoding="utf-8"?>
+<?mso-contentType ?>
+<FormTemplates xmlns="http://schemas.microsoft.com/sharepoint/v3/contenttype/forms">
+  <Display>DocumentLibraryForm</Display>
+  <Edit>DocumentLibraryForm</Edit>
+  <New>DocumentLibraryForm</New>
+</FormTemplates>
+</file>
+
+<file path=customXml/item4.xml><?xml version="1.0" encoding="utf-8"?>
 <ct:contentTypeSchema xmlns:ct="http://schemas.microsoft.com/office/2006/metadata/contentType" xmlns:ma="http://schemas.microsoft.com/office/2006/metadata/properties/metaAttributes" ct:_="" ma:_="" ma:contentTypeName="Document" ma:contentTypeID="0x01010078195E5A655B1F419BEA189A3A95C299" ma:contentTypeVersion="10" ma:contentTypeDescription="Crée un document." ma:contentTypeScope="" ma:versionID="2565b4d261c143ebfe75fd259b6bcd59">
   <xsd:schema xmlns:xsd="http://www.w3.org/2001/XMLSchema" xmlns:xs="http://www.w3.org/2001/XMLSchema" xmlns:p="http://schemas.microsoft.com/office/2006/metadata/properties" xmlns:ns2="62f7326d-23c9-4c29-8c57-4f24d8722e7e" xmlns:ns3="22c202fc-011b-4e26-8c44-f2cfa4c279bc" targetNamespace="http://schemas.microsoft.com/office/2006/metadata/properties" ma:root="true" ma:fieldsID="d72157d5b0c62b9f9755a627728cfd03" ns2:_="" ns3:_="">
     <xsd:import namespace="62f7326d-23c9-4c29-8c57-4f24d8722e7e"/>
@@ -8842,31 +8918,34 @@
 </ct:contentTypeSchema>
 </file>
 
-<file path=customXml/item2.xml><?xml version="1.0" encoding="utf-8"?>
-<?mso-contentType ?>
-<FormTemplates xmlns="http://schemas.microsoft.com/sharepoint/v3/contenttype/forms">
-  <Display>DocumentLibraryForm</Display>
-  <Edit>DocumentLibraryForm</Edit>
-  <New>DocumentLibraryForm</New>
-</FormTemplates>
+<file path=customXml/itemProps1.xml><?xml version="1.0" encoding="utf-8"?>
+<ds:datastoreItem xmlns:ds="http://schemas.openxmlformats.org/officeDocument/2006/customXml" ds:itemID="{55619DD0-44FF-45CC-A1AA-11DEFCB71573}">
+  <ds:schemaRefs>
+    <ds:schemaRef ds:uri="http://schemas.openxmlformats.org/officeDocument/2006/bibliography"/>
+  </ds:schemaRefs>
+</ds:datastoreItem>
 </file>
 
-<file path=customXml/item3.xml><?xml version="1.0" encoding="utf-8"?>
-<p:properties xmlns:p="http://schemas.microsoft.com/office/2006/metadata/properties" xmlns:xsi="http://www.w3.org/2001/XMLSchema-instance" xmlns:pc="http://schemas.microsoft.com/office/infopath/2007/PartnerControls">
-  <documentManagement>
-    <TaxCatchAll xmlns="22c202fc-011b-4e26-8c44-f2cfa4c279bc" xsi:nil="true"/>
-    <lcf76f155ced4ddcb4097134ff3c332f xmlns="62f7326d-23c9-4c29-8c57-4f24d8722e7e">
-      <Terms xmlns="http://schemas.microsoft.com/office/infopath/2007/PartnerControls"/>
-    </lcf76f155ced4ddcb4097134ff3c332f>
-  </documentManagement>
-</p:properties>
+<file path=customXml/itemProps2.xml><?xml version="1.0" encoding="utf-8"?>
+<ds:datastoreItem xmlns:ds="http://schemas.openxmlformats.org/officeDocument/2006/customXml" ds:itemID="{D9C12D68-2805-4693-88ED-D456E27B80A9}">
+  <ds:schemaRefs>
+    <ds:schemaRef ds:uri="http://schemas.microsoft.com/office/2006/metadata/properties"/>
+    <ds:schemaRef ds:uri="http://schemas.microsoft.com/office/infopath/2007/PartnerControls"/>
+    <ds:schemaRef ds:uri="22c202fc-011b-4e26-8c44-f2cfa4c279bc"/>
+    <ds:schemaRef ds:uri="62f7326d-23c9-4c29-8c57-4f24d8722e7e"/>
+  </ds:schemaRefs>
+</ds:datastoreItem>
 </file>
 
-<file path=customXml/item4.xml><?xml version="1.0" encoding="utf-8"?>
-<b:Sources xmlns:b="http://schemas.openxmlformats.org/officeDocument/2006/bibliography" xmlns="http://schemas.openxmlformats.org/officeDocument/2006/bibliography" SelectedStyle="\APASixthEditionOfficeOnline.xsl" StyleName="APA" Version="6"/>
+<file path=customXml/itemProps3.xml><?xml version="1.0" encoding="utf-8"?>
+<ds:datastoreItem xmlns:ds="http://schemas.openxmlformats.org/officeDocument/2006/customXml" ds:itemID="{534D3452-20BD-4AA2-9FDF-9A4B15CAE6F5}">
+  <ds:schemaRefs>
+    <ds:schemaRef ds:uri="http://schemas.microsoft.com/sharepoint/v3/contenttype/forms"/>
+  </ds:schemaRefs>
+</ds:datastoreItem>
 </file>
 
-<file path=customXml/itemProps1.xml><?xml version="1.0" encoding="utf-8"?>
+<file path=customXml/itemProps4.xml><?xml version="1.0" encoding="utf-8"?>
 <ds:datastoreItem xmlns:ds="http://schemas.openxmlformats.org/officeDocument/2006/customXml" ds:itemID="{CF2E338C-B3A7-4820-B3AF-6468A979A60E}">
   <ds:schemaRefs>
     <ds:schemaRef ds:uri="http://schemas.microsoft.com/office/2006/metadata/contentType"/>
@@ -8883,31 +8962,4 @@
     <ds:schemaRef ds:uri="http://schemas.microsoft.com/internal/obd"/>
   </ds:schemaRefs>
 </ds:datastoreItem>
-</file>
-
-<file path=customXml/itemProps2.xml><?xml version="1.0" encoding="utf-8"?>
-<ds:datastoreItem xmlns:ds="http://schemas.openxmlformats.org/officeDocument/2006/customXml" ds:itemID="{534D3452-20BD-4AA2-9FDF-9A4B15CAE6F5}">
-  <ds:schemaRefs>
-    <ds:schemaRef ds:uri="http://schemas.microsoft.com/sharepoint/v3/contenttype/forms"/>
-  </ds:schemaRefs>
-</ds:datastoreItem>
-</file>
-
-<file path=customXml/itemProps3.xml><?xml version="1.0" encoding="utf-8"?>
-<ds:datastoreItem xmlns:ds="http://schemas.openxmlformats.org/officeDocument/2006/customXml" ds:itemID="{D9C12D68-2805-4693-88ED-D456E27B80A9}">
-  <ds:schemaRefs>
-    <ds:schemaRef ds:uri="http://schemas.microsoft.com/office/2006/metadata/properties"/>
-    <ds:schemaRef ds:uri="http://schemas.microsoft.com/office/infopath/2007/PartnerControls"/>
-    <ds:schemaRef ds:uri="22c202fc-011b-4e26-8c44-f2cfa4c279bc"/>
-    <ds:schemaRef ds:uri="62f7326d-23c9-4c29-8c57-4f24d8722e7e"/>
-  </ds:schemaRefs>
-</ds:datastoreItem>
-</file>
-
-<file path=customXml/itemProps4.xml><?xml version="1.0" encoding="utf-8"?>
-<ds:datastoreItem xmlns:ds="http://schemas.openxmlformats.org/officeDocument/2006/customXml" ds:itemID="{55619DD0-44FF-45CC-A1AA-11DEFCB71573}">
-  <ds:schemaRefs>
-    <ds:schemaRef ds:uri="http://schemas.openxmlformats.org/officeDocument/2006/bibliography"/>
-  </ds:schemaRefs>
-</ds:datastoreItem>
 </file>